--- a/sources/veille/imac/2026-10-04_veille_imac.docx
+++ b/sources/veille/imac/2026-10-04_veille_imac.docx
@@ -48,7 +48,7 @@
           <w:sz w:val="22"/>
           <w:szCs w:val="22"/>
         </w:rPr>
-        <w:t xml:space="preserve">🟡 Niveau d'alerte : BON PLAN NOTABLE — Promo Boulanger Config 2 (1 899 €) · Lenovo IdeaCentre à 1 349 € (-18%) · Gurman : MacBook Pro tactile en octobre → possible glissement iMac M6</w:t>
+        <w:t xml:space="preserve">🟡 Niveau d'alerte : BON PLAN NOTABLE — Promo Boulanger Config 2 (1 899 €) · Lenovo IdeaCentre Core Ultra 7 à 1 699,95 € chez LDLC · Gurman : MacBook Pro tactile en octobre → possible glissement iMac M6</w:t>
       </w:r>
     </w:p>
     <w:p>
@@ -65,7 +65,7 @@
           <w:sz w:val="20"/>
           <w:szCs w:val="20"/>
         </w:rPr>
-        <w:t xml:space="preserve">Sources exploitées : 8 ✅ · 3 ⚠️ · 0 ⛔ — 11 sources tentées</w:t>
+        <w:t xml:space="preserve">Sources exploitées : 10 ✅ · 2 ⚠️ · 0 ⛔ — 12 sources tentées</w:t>
       </w:r>
     </w:p>
     <w:p>
@@ -141,7 +141,7 @@
           <w:sz w:val="22"/>
           <w:szCs w:val="22"/>
         </w:rPr>
-        <w:t xml:space="preserve">Boulanger à 1 899 € (-5% vs 1 999 € partout ailleurs) — bon plan notable de la semaine.</w:t>
+        <w:t xml:space="preserve">Boulanger à 1 899 € en Argent (-5% vs 1 999 €, les autres coloris restant à 1 999 €) — bon plan notable de la semaine.</w:t>
       </w:r>
     </w:p>
     <w:p>
@@ -201,7 +201,7 @@
           <w:sz w:val="22"/>
           <w:szCs w:val="22"/>
         </w:rPr>
-        <w:t xml:space="preserve">Lenovo IdeaCentre AIO 27IPH11 à 1 349 € à la Fnac (-18%), Core Ultra 7 Copilot+ 32Go 1To — meilleur rapport prix/config de la semaine.</w:t>
+        <w:t xml:space="preserve">Lenovo IdeaCentre AIO 27IPH11 en Core Ultra 7 355 Copilot+, 32 Go, 1 To à 1 699,95 € chez LDLC (en stock) — meilleur rapport prix/config de la semaine, à 199 € sous l'iMac 10c/10c. La déclinaison à 1 349,95 € est un Core Ultra 5 à 16 Go, en rupture.</w:t>
       </w:r>
     </w:p>
     <w:p>
@@ -566,7 +566,7 @@
                 <w:sz w:val="20"/>
                 <w:szCs w:val="20"/>
               </w:rPr>
-              <w:t xml:space="preserve">Boulanger (promo -5%)</w:t>
+              <w:t xml:space="preserve">Boulanger (promo -5%, Argent)</w:t>
             </w:r>
           </w:p>
         </w:tc>
@@ -1345,24 +1345,24 @@
                 <w:sz w:val="20"/>
                 <w:szCs w:val="20"/>
               </w:rPr>
-              <w:t xml:space="preserve">27" QHD</w:t>
-            </w:r>
-          </w:p>
-        </w:tc>
-        <w:tc>
-          <w:tcPr>
-            <w:tcW w:type="auto" w:w="1"/>
-            <w:shd w:fill="FFFFFF"/>
-          </w:tcPr>
-          <w:p>
-            <w:r>
-              <w:rPr>
-                <w:rFonts w:ascii="Calibri" w:cs="Calibri" w:eastAsia="Calibri" w:hAnsi="Calibri"/>
-                <w:color w:val="1F2937"/>
-                <w:sz w:val="20"/>
-                <w:szCs w:val="20"/>
-              </w:rPr>
-              <w:t xml:space="preserve">Core Ultra 7 (Copilot+)</w:t>
+              <w:t xml:space="preserve">27" 2.5K 120 Hz</w:t>
+            </w:r>
+          </w:p>
+        </w:tc>
+        <w:tc>
+          <w:tcPr>
+            <w:tcW w:type="auto" w:w="1"/>
+            <w:shd w:fill="FFFFFF"/>
+          </w:tcPr>
+          <w:p>
+            <w:r>
+              <w:rPr>
+                <w:rFonts w:ascii="Calibri" w:cs="Calibri" w:eastAsia="Calibri" w:hAnsi="Calibri"/>
+                <w:color w:val="1F2937"/>
+                <w:sz w:val="20"/>
+                <w:szCs w:val="20"/>
+              </w:rPr>
+              <w:t xml:space="preserve">Core Ultra 7 355 (Copilot+)</w:t>
             </w:r>
           </w:p>
         </w:tc>
@@ -1396,41 +1396,41 @@
                 <w:sz w:val="20"/>
                 <w:szCs w:val="20"/>
               </w:rPr>
-              <w:t xml:space="preserve">1 349 € (-18%)</w:t>
-            </w:r>
-          </w:p>
-        </w:tc>
-        <w:tc>
-          <w:tcPr>
-            <w:tcW w:type="auto" w:w="1"/>
-            <w:shd w:fill="FFFFFF"/>
-          </w:tcPr>
-          <w:p>
-            <w:r>
-              <w:rPr>
-                <w:rFonts w:ascii="Calibri" w:cs="Calibri" w:eastAsia="Calibri" w:hAnsi="Calibri"/>
-                <w:color w:val="1F2937"/>
-                <w:sz w:val="20"/>
-                <w:szCs w:val="20"/>
-              </w:rPr>
-              <w:t xml:space="preserve">Fnac</w:t>
-            </w:r>
-          </w:p>
-        </w:tc>
-        <w:tc>
-          <w:tcPr>
-            <w:tcW w:type="auto" w:w="1"/>
-            <w:shd w:fill="FFFFFF"/>
-          </w:tcPr>
-          <w:p>
-            <w:r>
-              <w:rPr>
-                <w:rFonts w:ascii="Calibri" w:cs="Calibri" w:eastAsia="Calibri" w:hAnsi="Calibri"/>
-                <w:color w:val="1F2937"/>
-                <w:sz w:val="20"/>
-                <w:szCs w:val="20"/>
-              </w:rPr>
-              <w:t xml:space="preserve">⚠️ 403</w:t>
+              <w:t xml:space="preserve">1 699,95 € (en stock)</w:t>
+            </w:r>
+          </w:p>
+        </w:tc>
+        <w:tc>
+          <w:tcPr>
+            <w:tcW w:type="auto" w:w="1"/>
+            <w:shd w:fill="FFFFFF"/>
+          </w:tcPr>
+          <w:p>
+            <w:r>
+              <w:rPr>
+                <w:rFonts w:ascii="Calibri" w:cs="Calibri" w:eastAsia="Calibri" w:hAnsi="Calibri"/>
+                <w:color w:val="1F2937"/>
+                <w:sz w:val="20"/>
+                <w:szCs w:val="20"/>
+              </w:rPr>
+              <w:t xml:space="preserve">LDLC</w:t>
+            </w:r>
+          </w:p>
+        </w:tc>
+        <w:tc>
+          <w:tcPr>
+            <w:tcW w:type="auto" w:w="1"/>
+            <w:shd w:fill="FFFFFF"/>
+          </w:tcPr>
+          <w:p>
+            <w:r>
+              <w:rPr>
+                <w:rFonts w:ascii="Calibri" w:cs="Calibri" w:eastAsia="Calibri" w:hAnsi="Calibri"/>
+                <w:color w:val="1F2937"/>
+                <w:sz w:val="20"/>
+                <w:szCs w:val="20"/>
+              </w:rPr>
+              <w:t xml:space="preserve">✅</w:t>
             </w:r>
           </w:p>
         </w:tc>
@@ -1708,7 +1708,7 @@
                 <w:sz w:val="20"/>
                 <w:szCs w:val="20"/>
               </w:rPr>
-              <w:t xml:space="preserve">27" QHD</w:t>
+              <w:t xml:space="preserve">27" FHD non tactile (1 920 × 1 080)</w:t>
             </w:r>
           </w:p>
         </w:tc>
@@ -1725,7 +1725,7 @@
                 <w:sz w:val="20"/>
                 <w:szCs w:val="20"/>
               </w:rPr>
-              <w:t xml:space="preserve">Core Ultra 7 355 (config haute)</w:t>
+              <w:t xml:space="preserve">Core Ultra 5 322, 6 cœurs (config de base)</w:t>
             </w:r>
           </w:p>
         </w:tc>
@@ -1759,7 +1759,7 @@
                 <w:sz w:val="20"/>
                 <w:szCs w:val="20"/>
               </w:rPr>
-              <w:t xml:space="preserve">~1 338–1 578 €</w:t>
+              <w:t xml:space="preserve">1 577,76 € TTC</w:t>
             </w:r>
           </w:p>
         </w:tc>
@@ -1793,7 +1793,7 @@
                 <w:sz w:val="20"/>
                 <w:szCs w:val="20"/>
               </w:rPr>
-              <w:t xml:space="preserve">⚠️ 403</w:t>
+              <w:t xml:space="preserve">✅</w:t>
             </w:r>
           </w:p>
         </w:tc>
@@ -1818,7 +1818,16 @@
           <w:sz w:val="22"/>
           <w:szCs w:val="22"/>
         </w:rPr>
-        <w:t xml:space="preserve">⚠️ Sources Fnac et Dell.fr : 403 anti-robot lors de la vérification automatique — pages existent probablement ; prix obtenus via extraits de recherche. Prix LDLC (HP OmniStudio 32") confirmé par accès direct (200 OK).</w:t>
+        <w:t xml:space="preserve">⚠️ fnac.com reste inaccessible : 403 avec l'agent tronqué du test comme avec un agent de navigateur complet — ce mur-là est réel, et le prix du HP OmniStudio X 27-cs1011nf (1 799 €) n'est donc vérifié sur aucune page. En revanche dell.com et le Lenovo ont été relus le 04/10/2026 avec un agent de navigateur complet : la page Dell répond 200 pour 28 134 caractères et donne ses deux configurations (base 1 577,76 € TTC — Core Ultra 5 322, 16 Go, SSD 512 Go, écran FHD non tactile ; haute 2 292,96 € TTC — Core Ultra 7 355, 32 Go, 1 To), et LDLC référence deux Lenovo IdeaCentre AIO 27IPH11 : F0JJ000WFR (Core Ultra 7 355, 32 Go, SSD 1 To) à 1 699,95 € en stock, et F0JJ000XFR (Core Ultra 5 325, 16 Go, SSD 512 Go) à 1 349,95 €, en rupture. Prix LDLC du HP OmniStudio 32" confirmé par accès direct (200 OK).</w:t>
+      </w:r>
+      <w:r>
+        <w:rPr>
+          <w:i/>
+          <w:iCs/>
+          <w:color w:val="6B7280"/>
+          <w:sz w:val="20"/>
+        </w:rPr>
+        <w:t xml:space="preserve"> [Corrigé le 04/10/2026 : cette ligne disait « Sources Fnac et Dell.fr : 403 anti-robot lors de la vérification automatique — pages existent probablement ; prix obtenus via extraits de recherche », et les deux lignes du tableau tirées de ces extraits mélangeaient chacune les caractéristiques de la configuration HAUTE et le prix de la configuration BASSE. Le 403 de dell.com décrivait l'outil et non la page : la commande de test que le prompt du job impose emploie -A "Mozilla/5.0", un agent tronqué, qui rend 403 ; un agent Chrome complet rend 200 et 28 134 caractères. Le contrôle commun du dépôt, controle_attributions.py, interroge d'ailleurs les pages avec un Chrome/126 complet et avait bien lu cette page pendant l'exécution. Valeurs d'origine du tableau : Lenovo « 27" QHD · Core Ultra 7 (Copilot+) · 32 Go / 1 To · 1 349 € (-18%) · Fnac · ⚠️ 403 » ; Dell « 27" QHD · Core Ultra 7 355 (config haute) · 16 Go / 512 Go · ~1 338–1 578 € · ⚠️ 403 ». Le 1 338 € ne correspond à aucun prix de la page — son hors-TVA est 1 314,80 € — et le QHD n'est qu'un panneau optionnel, la base étant en FHD 1 920 × 1 080]</w:t>
       </w:r>
     </w:p>
     <w:p>
@@ -1877,7 +1886,7 @@
           <w:sz w:val="22"/>
           <w:szCs w:val="22"/>
         </w:rPr>
-        <w:t xml:space="preserve">iMac M4 8c/8c 16Go 256Go (1 799 €) vs HP OmniStudio X 27-cs1011nf Core Ultra 7 32Go 1To (1 799 €) → même prix, mais le HP offre 2× RAM et 4× SSD</w:t>
+        <w:t xml:space="preserve">iMac M4 8c/8c 16Go 256Go (1 799 €) vs HP OmniStudio X 27-cs1011nf Core Ultra 7 32Go 1To (1 799 €, ⚠️ prix d'extrait de recherche, fnac.com en 403 avec tout agent — non vérifié) → à ce prix annoncé, même tarif, mais le HP offre 2× RAM et 4× SSD</w:t>
       </w:r>
     </w:p>
     <w:p>
@@ -1896,7 +1905,35 @@
           <w:sz w:val="22"/>
           <w:szCs w:val="22"/>
         </w:rPr>
-        <w:t xml:space="preserve">iMac M4 10c/10c 16Go 256Go (1 899 € Boulanger) vs Lenovo IdeaCentre 27IPH11 Core Ultra 7 32Go 1To (1 349 €) → Windows -550 € avec 2× RAM et 4× SSD</w:t>
+        <w:t xml:space="preserve">iMac M4 10c/10c 16Go 256Go (1 899 € Boulanger) vs Lenovo IdeaCentre 27IPH11 Core Ultra 7 355 32Go 1To (1 699,95 € LDLC, en stock) → Windows -199 € avec 2× RAM et 4× SSD. Le 27IPH11 à 1 349,95 € existe, mais c'est un Core Ultra 5 325 à 16 Go et 512 Go — même mémoire que l'iMac, SSD doublé, processeur inférieur — et il est en rupture chez LDLC</w:t>
+      </w:r>
+      <w:r>
+        <w:rPr>
+          <w:i/>
+          <w:iCs/>
+          <w:color w:val="6B7280"/>
+          <w:sz w:val="20"/>
+        </w:rPr>
+        <w:t xml:space="preserve"> [Corrigé le 04/10/2026 : ce point annonçait « vs Lenovo IdeaCentre 27IPH11 Core Ultra 7 32Go 1To (1 349 €) → Windows -550 € avec 2× RAM et 4× SSD ». Les 1 349 € sont le prix d'une AUTRE configuration que celle décrite : LDLC référence le 27IPH11 en Core Ultra 7 355 / 32 Go / 1 To à 1 699,95 €, et en Core Ultra 5 325 / 16 Go / 512 Go à 1 349,95 €. L'écart réel à configuration comparable est de 199 €, pas de 550 €]</w:t>
+      </w:r>
+    </w:p>
+    <w:p>
+      <w:pPr>
+        <w:pStyle w:val="ListParagraph"/>
+        <w:numPr>
+          <w:ilvl w:val="0"/>
+          <w:numId w:val="1"/>
+        </w:numPr>
+        <w:spacing w:after="40" w:before="40"/>
+      </w:pPr>
+      <w:r>
+        <w:rPr>
+          <w:rFonts w:ascii="Calibri" w:cs="Calibri" w:eastAsia="Calibri" w:hAnsi="Calibri"/>
+          <w:color w:val="1F2937"/>
+          <w:sz w:val="22"/>
+          <w:szCs w:val="22"/>
+        </w:rPr>
+        <w:t xml:space="preserve">⚠️ À caractéristiques hautes égales (Core Ultra 7, 32 Go, 1 To), le Mac est le moins cher : le Dell EC27260 en Core Ultra 7 355 coûte 2 292,96 € TTC, soit 394 € de plus que l'iMac 10c/10c à 1 899 €, et le HP OmniStudio X 32-c1012nf 1 999,95 €, soit 201 € de plus que l'iMac 8c/8c à 1 799 €. L'avantage tarifaire de Windows ce jour tient à des machines moins équipées ou moins fines d'écran, pas à une remise de 400 à 550 €.</w:t>
       </w:r>
     </w:p>
     <w:p>
@@ -2238,7 +2275,7 @@
                 <w:sz w:val="20"/>
                 <w:szCs w:val="20"/>
               </w:rPr>
-              <w:t xml:space="preserve">Apple : plusieurs années garanties (&gt;6 ans historique)</w:t>
+              <w:t xml:space="preserve">Apple : historiquement plusieurs années (&gt;6 ans constaté ; aucune durée garantie publiquement)</w:t>
             </w:r>
           </w:p>
         </w:tc>
@@ -2361,7 +2398,7 @@
                 <w:sz w:val="20"/>
                 <w:szCs w:val="20"/>
               </w:rPr>
-              <w:t xml:space="preserve">Avantage tarifaire notable (-400 à -550 € ce jour)</w:t>
+              <w:t xml:space="preserve">Avantage tarifaire d'environ -200 € ce jour à configuration comparable — et nul à caractéristiques hautes égales, où le Mac est moins cher</w:t>
             </w:r>
           </w:p>
         </w:tc>
@@ -2443,7 +2480,7 @@
           <w:sz w:val="22"/>
           <w:szCs w:val="22"/>
         </w:rPr>
-        <w:t xml:space="preserve"> (promo -5%, confirmée consomac.fr 04/10)</w:t>
+        <w:t xml:space="preserve"> en Argent (promo -5%, confirmée consomac.fr 04/10) — les autres coloris restent à 1 999 €</w:t>
       </w:r>
     </w:p>
     <w:p>
@@ -2572,7 +2609,7 @@
           <w:sz w:val="22"/>
           <w:szCs w:val="22"/>
         </w:rPr>
-        <w:t xml:space="preserve">Lenovo IdeaCentre AIO 27IPH11 (Core Ultra 7 Copilot+, 32Go, 1To, 27" QHD) à </w:t>
+        <w:t xml:space="preserve">Lenovo IdeaCentre AIO 27IPH11 F0JJ000WFR (Core Ultra 7 355 Copilot+, 32 Go, 1 To, 27" 2.5K 120 Hz) à </w:t>
       </w:r>
       <w:r>
         <w:rPr>
@@ -2583,16 +2620,25 @@
           <w:sz w:val="22"/>
           <w:szCs w:val="22"/>
         </w:rPr>
-        <w:t xml:space="preserve">1 349 €</w:t>
-      </w:r>
-      <w:r>
-        <w:rPr>
-          <w:rFonts w:ascii="Calibri" w:cs="Calibri" w:eastAsia="Calibri" w:hAnsi="Calibri"/>
-          <w:color w:val="1F2937"/>
-          <w:sz w:val="22"/>
-          <w:szCs w:val="22"/>
-        </w:rPr>
-        <w:t xml:space="preserve"> à la Fnac (-18% vs 1 649 €) ⚠️</w:t>
+        <w:t xml:space="preserve">1 699,95 €</w:t>
+      </w:r>
+      <w:r>
+        <w:rPr>
+          <w:rFonts w:ascii="Calibri" w:cs="Calibri" w:eastAsia="Calibri" w:hAnsi="Calibri"/>
+          <w:color w:val="1F2937"/>
+          <w:sz w:val="22"/>
+          <w:szCs w:val="22"/>
+        </w:rPr>
+        <w:t xml:space="preserve"> chez LDLC, en stock. La déclinaison F0JJ000XFR à 1 349,95 € est un Core Ultra 5 325 à 16 Go et 512 Go, en rupture chez LDLC</w:t>
+      </w:r>
+      <w:r>
+        <w:rPr>
+          <w:i/>
+          <w:iCs/>
+          <w:color w:val="6B7280"/>
+          <w:sz w:val="20"/>
+        </w:rPr>
+        <w:t xml:space="preserve"> [Corrigé le 04/10/2026 : cette ligne annonçait « (Core Ultra 7 Copilot+, 32Go, 1To, 27" QHD) à 1 349 € à la Fnac (-18% vs 1 649 €) ». Le prix de référence de 1 649 € ne figure sur aucune page rouverte : LDLC affiche 1 699 € pour la configuration Core Ultra 7, ce qui ferait -20,6 % et non -18 %]</w:t>
       </w:r>
     </w:p>
     <w:p>
@@ -2725,7 +2771,7 @@
           <w:sz w:val="22"/>
           <w:szCs w:val="22"/>
         </w:rPr>
-        <w:t xml:space="preserve">macg.co — rédactionnel (Laporte, 29/08/2026), déduction, pas une déclaration Gurman : </w:t>
+        <w:t xml:space="preserve">macg.co — rédactionnel du 29/08/2026, déduction et non une déclaration Gurman (⚠️ non rouvert le 04/10/2026 : cet article ne figure plus sur l'index de rubrique, et son auteur n'a pas été revérifié) : </w:t>
       </w:r>
       <w:r>
         <w:rPr>
@@ -2735,6 +2781,15 @@
           <w:szCs w:val="22"/>
         </w:rPr>
         <w:t xml:space="preserve">estimation rédactionnelle : probablement dès octobre 2026</w:t>
+      </w:r>
+      <w:r>
+        <w:rPr>
+          <w:i/>
+          <w:iCs/>
+          <w:color w:val="6B7280"/>
+          <w:sz w:val="20"/>
+        </w:rPr>
+        <w:t xml:space="preserve"> [Précisé le 04/10/2026 : cette ligne attribuait le rédactionnel du 29/08 à Laporte. Christophe Laporte est bien l'auteur de l'article macg.co du 01/10/2026, vérifié ce jour ; pour celui du 29/08, l'index de rubrique ne remonte pas assez loin et l'attribution n'a pas pu être confirmée]</w:t>
       </w:r>
     </w:p>
     <w:p>
@@ -2807,7 +2862,16 @@
           <w:sz w:val="22"/>
           <w:szCs w:val="22"/>
         </w:rPr>
-        <w:t xml:space="preserve">macg.co (01/10/2026) : Gurman annonce sur son podcast un MacBook Pro tactile (OLED, puce M5 Pro/Max, Dynamic Island) prévu cet automne — macg.co y lit un possible lancement dès octobre. Si Apple consacre octobre au MacBook Pro, l'iMac M6 pourrait glisser vers novembre. Rien ne confirme ni n'infirme un lancement simultané.</w:t>
+        <w:t xml:space="preserve">macg.co — « Un MacBook « Ultra » avant l'hiver : la rumeur d'un Mac tactile s'accélère », Christophe Laporte, 01/10/2026 à 19:51, macg.co/mac/2026/10/un-macbook-ultra-avant-lhiver-la-rumeur-dun-mac-tactile-saccelere-311367 : Gurman, sur son nouveau podcast, annonce un MacBook Pro tactile (OLED, puce M5 Pro ou M5 Max, Dynamic Island) prévu cet automne — il écrit « lancera son premier MacBook Pro tactile cet automne, dès le mois d'octobre. Cela pourrait glisser jusqu'en novembre » — macg.co y lit un possible lancement dès octobre. Si Apple consacre octobre au MacBook Pro, l'iMac M6 pourrait glisser vers novembre. Rien ne confirme ni n'infirme un lancement simultané.</w:t>
+      </w:r>
+      <w:r>
+        <w:rPr>
+          <w:i/>
+          <w:iCs/>
+          <w:color w:val="6B7280"/>
+          <w:sz w:val="20"/>
+        </w:rPr>
+        <w:t xml:space="preserve"> [Précisé le 04/10/2026 : la note renvoyait à macg.co/mac, une URL de rubrique, là où le prompt demande de pointer la page précise de l'information citée. Cet index ne porte ni « Gurman », ni « OLED », ni « Dynamic Island », ni « octobre » : seule la date du 01/10 y figure. L'article a été ouvert le 04/10/2026 et tout ce qui précède y est littéral. À noter que le mot « iMac » est absent de cet article : le glissement du M6 vers novembre est une déduction de cette note, qu'elle signale elle-même dans ce même point]</w:t>
       </w:r>
     </w:p>
     <w:p>
@@ -2850,7 +2914,7 @@
           <w:sz w:val="22"/>
           <w:szCs w:val="22"/>
         </w:rPr>
-        <w:t xml:space="preserve">Procédé 2 nm TSMC (première puce Apple à ce procédé ; le M4 est en 3 nm)</w:t>
+        <w:t xml:space="preserve">Procédé 2 nm — « the first chip built on Apple's 2-nanometer process » (MacRumors ; le fondeur n'est pas nommé sur cette page). Le M4 y est décrit comme « Apple's second-generation 3-nanometer chip built on a N3E node »</w:t>
       </w:r>
     </w:p>
     <w:p>
@@ -2907,7 +2971,16 @@
           <w:sz w:val="22"/>
           <w:szCs w:val="22"/>
         </w:rPr>
-        <w:t xml:space="preserve">Bande passante 170 Go/s</w:t>
+        <w:t xml:space="preserve">Bande passante : aucune valeur M6 sur les pages lues. La seule que la page MacRumors donne est celle du M4 — 120 Go/s, en hausse sur les 100 Go/s du M3</w:t>
+      </w:r>
+      <w:r>
+        <w:rPr>
+          <w:i/>
+          <w:iCs/>
+          <w:color w:val="6B7280"/>
+          <w:sz w:val="20"/>
+        </w:rPr>
+        <w:t xml:space="preserve"> [Corrigé le 04/10/2026 : cette puce annonçait « Bande passante 170 Go/s » parmi des specs attribuées au roundup MacRumors. Les quatre autres y sont littérales ; celle-là ne figure sur aucune des onze pages rouvertes le 04/10/2026, et la seule bande passante que cette page cite est 120 Go/s, pour le M4]</w:t>
       </w:r>
     </w:p>
     <w:p>
@@ -2988,7 +3061,7 @@
           <w:sz w:val="22"/>
           <w:szCs w:val="22"/>
         </w:rPr>
-        <w:t xml:space="preserve">Mac mini M6 : 1 049 € depuis le 22/09/2026 → hausse de +100 € sur le tarif courant (949 €), pas +50 % sur le prix de lancement</w:t>
+        <w:t xml:space="preserve">Mac mini M6 : 1 049 € depuis le 22/09/2026 (⚠️ ce tarif est repris du cadrage du job et n'a été relu sur aucune page pendant cette exécution ; la date du 22/09 est, elle, confirmée sur macg.co/mac) → hausse de +100 € sur le tarif courant (949 €, confirmé le 04/10/2026 sur apple.com/fr/shop/refurbished/mac, qui affiche « Ancien prix : 949,00 € » pour le Mac mini M4), pas +50 % sur le prix de lancement</w:t>
       </w:r>
     </w:p>
     <w:p>
@@ -3195,7 +3268,7 @@
                 <w:sz w:val="20"/>
                 <w:szCs w:val="20"/>
               </w:rPr>
-              <w:t xml:space="preserve">• iMac M6 annoncé "avant fin 2026" → dévaluation probable du M4
+              <w:t xml:space="preserve">• iMac M6 attendu "avant fin 2026" selon Gurman — attente d'un journaliste, pas une annonce Apple → dévaluation probable du M4
 • Prix M6 estimé en hausse (~+100 € minimum sur base Mac mini)
 • Achat quelques semaines avant la sortie du successeur</w:t>
             </w:r>
@@ -3292,7 +3365,7 @@
                 <w:sz w:val="20"/>
                 <w:szCs w:val="20"/>
               </w:rPr>
-              <w:t xml:space="preserve">• Prix significativement inférieurs (Lenovo à 1 349 €)
+              <w:t xml:space="preserve">• Prix inférieurs à configuration comparable (Lenovo Core Ultra 7 à 1 699,95 €, soit -199 €)
 • RAM et SSD souvent extensibles
 • Plus grand choix de tailles (27–32")
 • Compatibilité logicielle Windows élargie</w:t>
@@ -3471,7 +3544,7 @@
             <w:szCs w:val="22"/>
             <w:u w:val="single"/>
           </w:rPr>
-          <w:t xml:space="preserve">fnac.com — 403 anti-robot (vérification automatique bloquée) ; prix IdeaCentre AIO 27IPH11 (1 349 €) et HP OmniStudio X 27" (1 799 €) via extraits de recherche</w:t>
+          <w:t xml:space="preserve">fnac.com — 403 anti-robot, confirmé le 04/10/2026 avec un agent de navigateur complet : le mur est réel, rien n'est lisible. Le prix du HP OmniStudio X 27" (1 799 €) reste un extrait de recherche non vérifié ; celui du Lenovo a été repris chez LDLC</w:t>
         </w:r>
       </w:hyperlink>
     </w:p>
@@ -3538,7 +3611,7 @@
           <w:sz w:val="22"/>
           <w:szCs w:val="22"/>
         </w:rPr>
-        <w:t xml:space="preserve">⚠️ </w:t>
+        <w:t xml:space="preserve">✅ </w:t>
       </w:r>
       <w:hyperlink w:history="1" r:id="rId6pnjja0taj1qczj3f6bbl">
         <w:r>
@@ -3549,7 +3622,7 @@
             <w:szCs w:val="22"/>
             <w:u w:val="single"/>
           </w:rPr>
-          <w:t xml:space="preserve">dell.com — Dell EC27260 AiO 27" (403 anti-robot) ; prix ~1 338–1 578 € via extraits de recherche</w:t>
+          <w:t xml:space="preserve">dell.com — Dell EC27260 AiO 27" — relue le 04/10/2026 avec un agent de navigateur complet : 200, 28 134 caractères ; deux configurations, base 1 577,76 € TTC et haute 2 292,96 € TTC</w:t>
         </w:r>
       </w:hyperlink>
     </w:p>
@@ -3627,7 +3700,7 @@
             <w:szCs w:val="22"/>
             <w:u w:val="single"/>
           </w:rPr>
-          <w:t xml:space="preserve">macg.co/mac — articles M6 iMac (24/08, 29/08), MacBook Pro tactile Gurman (01/10/2026)</w:t>
+          <w:t xml:space="preserve">macg.co/mac — index de rubrique : il porte les dates du 01/10 (Mac tactile) et du 22/09 (disponibilité des Mac mini M6). L'article du 01/10 est lié en clair dans la section iMac M6 ; les rédactionnels des 24/08 et 29/08 n'y figurent plus et n'ont pas été rouverts</w:t>
         </w:r>
       </w:hyperlink>
     </w:p>
@@ -3636,6 +3709,41 @@
         <w:spacing w:after="40" w:before="40"/>
       </w:pPr>
       <w:r>
+        <w:rPr>
+          <w:rFonts w:ascii="Calibri" w:cs="Calibri" w:eastAsia="Calibri" w:hAnsi="Calibri"/>
+          <w:color w:val="1F2937"/>
+          <w:sz w:val="22"/>
+          <w:szCs w:val="22"/>
+        </w:rPr>
+        <w:t xml:space="preserve">✅ </w:t>
+      </w:r>
+      <w:hyperlink w:history="1" r:id="rIdmacg0110art311367">
+        <w:r>
+          <w:rPr>
+            <w:rFonts w:ascii="Calibri" w:cs="Calibri" w:eastAsia="Calibri" w:hAnsi="Calibri"/>
+            <w:color w:val="1155CC"/>
+            <w:sz w:val="22"/>
+            <w:szCs w:val="22"/>
+            <w:u w:val="single"/>
+          </w:rPr>
+          <w:t xml:space="preserve">macg.co — « Un MacBook « Ultra » avant l'hiver : la rumeur d'un Mac tactile s'accélère » (Christophe Laporte, 01/10/2026 à 19:51)</w:t>
+        </w:r>
+      </w:hyperlink>
+      <w:r>
+        <w:rPr>
+          <w:rFonts w:ascii="Calibri" w:cs="Calibri" w:eastAsia="Calibri" w:hAnsi="Calibri"/>
+          <w:color w:val="1F2937"/>
+          <w:sz w:val="22"/>
+          <w:szCs w:val="22"/>
+        </w:rPr>
+        <w:t xml:space="preserve"> — ouverte lors de la relecture du 04/10/2026 : c'est la page qui porte la déclaration de Gurman sur le MacBook Pro tactile, que la note attribuait à l'index de rubrique</w:t>
+      </w:r>
+    </w:p>
+    <w:p>
+      <w:pPr>
+        <w:spacing w:after="40" w:before="40"/>
+      </w:pPr>
+      <w:r>
         <w:t xml:space="preserve"/>
       </w:r>
     </w:p>
@@ -3650,7 +3758,16 @@
           <w:sz w:val="22"/>
           <w:szCs w:val="22"/>
         </w:rPr>
-        <w:t xml:space="preserve">Décompte : 8 ✅ (consomac×2, apple.com/refurbished, boulanger.com, ldlc.com, macrumors.com, 9to5mac.com, macg.co) · 3 ⚠️ (apple.com/buy-mac JS, fnac.com 403, dell.com 403) · 0 ⛔ — 11 sources tentées.</w:t>
+        <w:t xml:space="preserve">Décompte : 10 ✅ (consomac×2, apple.com/refurbished, boulanger.com, ldlc.com, dell.com, macrumors.com, 9to5mac.com, macg.co/mac, macg.co article du 01/10) · 2 ⚠️ (apple.com/buy-mac JS, fnac.com 403) · 0 ⛔ — 12 sources tentées.</w:t>
+      </w:r>
+      <w:r>
+        <w:rPr>
+          <w:i/>
+          <w:iCs/>
+          <w:color w:val="6B7280"/>
+          <w:sz w:val="20"/>
+        </w:rPr>
+        <w:t xml:space="preserve"> [Corrigé le 04/10/2026 : le décompte annonçait « 8 ✅ · 3 ⚠️ · 0 ⛔ — 11 sources tentées », dont « dell.com 403 ». dell.com a été relue le même jour avec un agent de navigateur complet et répond 200 : elle passe en ✅. Et l'article macg.co du 01/10, que la note citait sans le lier, prend sa ligne : il a été ouvert pendant la relecture. Le décompte passe donc à 10 ✅ · 2 ⚠️ · 0 ⛔ pour 12 sources, l'en-tête étant ajusté de même. Ces deux ajustements viennent du contrôle commun, qui a refusé la première version de cette correction parce qu'une page citée dans le corps doit être listée]</w:t>
       </w:r>
     </w:p>
     <w:p>
@@ -3770,6 +3887,140 @@
           <w:szCs w:val="22"/>
         </w:rPr>
         <w:t xml:space="preserve">PC Windows : Asus Zen AiO — aucun modèle Core Ultra 200/300 confirmé en France ce jour ; à surveiller</w:t>
+      </w:r>
+    </w:p>
+    <w:p>
+      <w:pPr>
+        <w:spacing w:before="60" w:after="60"/>
+      </w:pPr>
+      <w:r>
+        <w:rPr>
+          <w:b/>
+          <w:bCs/>
+          <w:sz w:val="24"/>
+        </w:rPr>
+        <w:t xml:space="preserve">📝 Journal des corrections — 4 octobre 2026</w:t>
+      </w:r>
+    </w:p>
+    <w:p>
+      <w:pPr>
+        <w:spacing w:before="60" w:after="60"/>
+      </w:pPr>
+      <w:r>
+        <w:rPr>
+          <w:sz w:val="20"/>
+        </w:rPr>
+        <w:t xml:space="preserve">Note produite par l'exécution du 04/10/2026 à 08h03 (3,1472 $ pour un plafond de 4,00 $, 27 tours, exit 0, publiée automatiquement). Relue à la main le même jour : les onze sources ont été rouvertes avec un agent de navigateur complet, l'article macg.co du 01/10 a été ouvert, et le Lenovo a été retrouvé chez LDLC. Dix corrections. Ce qui tient est vérifié : les trois tarifs Apple sont littéraux sur consomac avec l'horodatage annoncé (04h04–05h15 CET) ; la promo Boulanger et son « -5% » sont littéraux sur consomac ; le tableau du reconditionné est exact cellule par cellule, commande du prompt rejouée verbatim (10 lignes, minimum 1 519,00 €, coloris dans l'ordre) ; la ligne HP OmniStudio 32" est exacte chez LDLC ; la citation de Gurman, le titre MacRumors et quatre des cinq specs M6 sont littéraux ; les neuf opérations arithmétiques sont justes. Les formulations d'origine sont conservées ci-dessous.</w:t>
+      </w:r>
+    </w:p>
+    <w:p>
+      <w:pPr>
+        <w:spacing w:before="60" w:after="60"/>
+      </w:pPr>
+      <w:r>
+        <w:rPr>
+          <w:sz w:val="20"/>
+        </w:rPr>
+        <w:t xml:space="preserve">1. (tableau Windows) « Lenovo IdeaCentre AIO 27IPH11 | 27" QHD | Core Ultra 7 (Copilot+) | 32 Go / 1 To | 1 349 € (-18%) | Fnac | ⚠️ 403 »</w:t>
+      </w:r>
+    </w:p>
+    <w:p>
+      <w:pPr>
+        <w:spacing w:before="60" w:after="60"/>
+      </w:pPr>
+      <w:r>
+        <w:rPr>
+          <w:sz w:val="20"/>
+        </w:rPr>
+        <w:t xml:space="preserve">2. (tableau Windows) « Dell EC27260 | 27" QHD | Core Ultra 7 355 (config haute) | 16 Go / 512 Go | ~1 338–1 578 € | Dell.fr | ⚠️ 403 »</w:t>
+      </w:r>
+    </w:p>
+    <w:p>
+      <w:pPr>
+        <w:spacing w:before="60" w:after="60"/>
+      </w:pPr>
+      <w:r>
+        <w:rPr>
+          <w:sz w:val="20"/>
+        </w:rPr>
+        <w:t xml:space="preserve">3. (note sous le tableau) « ⚠️ Sources Fnac et Dell.fr : 403 anti-robot lors de la vérification automatique — pages existent probablement ; prix obtenus via extraits de recherche. »</w:t>
+      </w:r>
+    </w:p>
+    <w:p>
+      <w:pPr>
+        <w:spacing w:before="60" w:after="60"/>
+      </w:pPr>
+      <w:r>
+        <w:rPr>
+          <w:sz w:val="20"/>
+        </w:rPr>
+        <w:t xml:space="preserve">4. (comparatif) « vs Lenovo IdeaCentre 27IPH11 Core Ultra 7 32Go 1To (1 349 €) → Windows -550 € avec 2× RAM et 4× SSD »</w:t>
+      </w:r>
+    </w:p>
+    <w:p>
+      <w:pPr>
+        <w:spacing w:before="60" w:after="60"/>
+      </w:pPr>
+      <w:r>
+        <w:rPr>
+          <w:sz w:val="20"/>
+        </w:rPr>
+        <w:t xml:space="preserve">5. (critère Prix) « Avantage tarifaire notable (-400 à -550 € ce jour) » — et (critère Support logiciel) « Apple : plusieurs années garanties (&gt;6 ans historique) »</w:t>
+      </w:r>
+    </w:p>
+    <w:p>
+      <w:pPr>
+        <w:spacing w:before="60" w:after="60"/>
+      </w:pPr>
+      <w:r>
+        <w:rPr>
+          <w:sz w:val="20"/>
+        </w:rPr>
+        <w:t xml:space="preserve">6. (bons plans) « Lenovo IdeaCentre AIO 27IPH11 (Core Ultra 7 Copilot+, 32Go, 1To, 27" QHD) à 1 349 € à la Fnac (-18% vs 1 649 €) ⚠️ »</w:t>
+      </w:r>
+    </w:p>
+    <w:p>
+      <w:pPr>
+        <w:spacing w:before="60" w:after="60"/>
+      </w:pPr>
+      <w:r>
+        <w:rPr>
+          <w:sz w:val="20"/>
+        </w:rPr>
+        <w:t xml:space="preserve">7. (specs M6) « Bande passante 170 Go/s » — et « Procédé 2 nm TSMC », le fondeur n'étant pas nommé sur la page citée</w:t>
+      </w:r>
+    </w:p>
+    <w:p>
+      <w:pPr>
+        <w:spacing w:before="60" w:after="60"/>
+      </w:pPr>
+      <w:r>
+        <w:rPr>
+          <w:sz w:val="20"/>
+        </w:rPr>
+        <w:t xml:space="preserve">10. (en-tête, décompte) « Sources exploitées : 8 ✅ · 3 ⚠️ · 0 ⛔ — 11 sources tentées » — l'article macg.co du 01/10, cité mais non listé, prend sa ligne, et dell.com passe en ✅</w:t>
+      </w:r>
+    </w:p>
+    <w:p>
+      <w:pPr>
+        <w:spacing w:before="60" w:after="60"/>
+      </w:pPr>
+      <w:r>
+        <w:rPr>
+          <w:sz w:val="20"/>
+        </w:rPr>
+        <w:t xml:space="preserve">9. (sources, iMac M6) « macg.co/mac — articles M6 iMac (24/08, 29/08), MacBook Pro tactile Gurman (01/10/2026) » — et « macg.co — rédactionnel (Laporte, 29/08/2026) »</w:t>
+      </w:r>
+    </w:p>
+    <w:p>
+      <w:pPr>
+        <w:spacing w:before="60" w:after="60"/>
+      </w:pPr>
+      <w:r>
+        <w:rPr>
+          <w:sz w:val="20"/>
+        </w:rPr>
+        <w:t xml:space="preserve">8. (en-tête, En bref, scénario Windows, décompte) « Lenovo IdeaCentre à 1 349 € (-18%) », « à 1 349 € à la Fnac (-18%), Core Ultra 7 Copilot+ 32Go 1To — meilleur rapport prix/config de la semaine », « Prix significativement inférieurs (Lenovo à 1 349 €) », « 8 ✅ · 3 ⚠️ » ; plus la provenance du 1 049 € et le renvoi à macg.co/mac au lieu de l'article</w:t>
       </w:r>
     </w:p>
     <w:sectPr>
